--- a/pr-preview/pr-337/chapters/teaching.docx
+++ b/pr-preview/pr-337/chapters/teaching.docx
@@ -15,7 +15,7 @@
         <w:pStyle w:val="Date"/>
       </w:pPr>
       <w:r>
-        <w:t xml:space="preserve">Last modified: 2026-10-23 02:22:34 (PDT)</w:t>
+        <w:t xml:space="preserve">Last modified: 2026-10-23 13:19:25 (PDT)</w:t>
       </w:r>
     </w:p>
     <w:tbl>
@@ -2268,13 +2268,13 @@
         <w:t xml:space="preserve"> </w:t>
       </w:r>
       <w:r>
-        <w:t xml:space="preserve">div a figure of its data, model or results,</w:t>
-      </w:r>
-      <w:r>
-        <w:t xml:space="preserve"> </w:t>
-      </w:r>
-      <w:r>
-        <w:t xml:space="preserve">and state a reason in each such div that has none (Ezra, 2026-10-23).</w:t>
+        <w:t xml:space="preserve">div a figure of its data, model or results (Ezra, 2026-10-23).</w:t>
+      </w:r>
+      <w:r>
+        <w:t xml:space="preserve"> </w:t>
+      </w:r>
+      <w:r>
+        <w:t xml:space="preserve">When an example has no figure, state the reason in that div.</w:t>
       </w:r>
       <w:r>
         <w:t xml:space="preserve"> </w:t>
